--- a/docs/AtoM_Heratio_User_Manual.docx
+++ b/docs/AtoM_Heratio_User_Manual.docx
@@ -18,32 +18,6 @@
         <w:t xml:space="preserve">The Archive and Heritage Group (Pty) Ltd</w:t>
       </w:r>
     </w:p>
-    <w:sdt>
-      <w:sdtPr>
-        <w:docPartObj>
-          <w:docPartGallery w:val="Table of Contents"/>
-          <w:docPartUnique/>
-        </w:docPartObj>
-      </w:sdtPr>
-      <w:sdtContent>
-        <w:p>
-          <w:pPr>
-            <w:pStyle w:val="TOCHeading"/>
-          </w:pPr>
-          <w:r>
-            <w:t xml:space="preserve">Table of Contents</w:t>
-          </w:r>
-        </w:p>
-        <w:p>
-          <w:r>
-            <w:fldChar w:fldCharType="begin" w:dirty="true"/>
-            <w:instrText xml:space="preserve">TOC \o "1-3" \h \z \u</w:instrText>
-            <w:fldChar w:fldCharType="separate"/>
-            <w:fldChar w:fldCharType="end"/>
-          </w:r>
-        </w:p>
-      </w:sdtContent>
-    </w:sdt>
     <w:bookmarkStart w:id="69" w:name="atom-heratio-user-manual"/>
     <w:p>
       <w:pPr>
@@ -289,85 +263,40 @@
     </w:p>
     <w:p>
       <w:pPr>
-        <w:pStyle w:val="SourceCode"/>
-      </w:pPr>
-      <w:r>
-        <w:rPr>
-          <w:rStyle w:val="VerbatimChar"/>
-        </w:rPr>
-        <w:t xml:space="preserve">┌─────────────────────────────────────────────────────────────┐</w:t>
-      </w:r>
-      <w:r>
-        <w:br/>
-      </w:r>
-      <w:r>
-        <w:rPr>
-          <w:rStyle w:val="VerbatimChar"/>
-        </w:rPr>
-        <w:t xml:space="preserve">│ [Logo]  Browse ▼  [Search Box]  Add ▼  Manage ▼  [User ▼]  │</w:t>
-      </w:r>
-      <w:r>
-        <w:br/>
-      </w:r>
-      <w:r>
-        <w:rPr>
-          <w:rStyle w:val="VerbatimChar"/>
-        </w:rPr>
-        <w:t xml:space="preserve">├─────────────────────────────────────────────────────────────┤</w:t>
-      </w:r>
-      <w:r>
-        <w:br/>
-      </w:r>
-      <w:r>
-        <w:rPr>
-          <w:rStyle w:val="VerbatimChar"/>
-        </w:rPr>
-        <w:t xml:space="preserve">│                                                             │</w:t>
-      </w:r>
-      <w:r>
-        <w:br/>
-      </w:r>
-      <w:r>
-        <w:rPr>
-          <w:rStyle w:val="VerbatimChar"/>
-        </w:rPr>
-        <w:t xml:space="preserve">│                    PAGE CONTENT                              │</w:t>
-      </w:r>
-      <w:r>
-        <w:br/>
-      </w:r>
-      <w:r>
-        <w:rPr>
-          <w:rStyle w:val="VerbatimChar"/>
-        </w:rPr>
-        <w:t xml:space="preserve">│                                                             │</w:t>
-      </w:r>
-      <w:r>
-        <w:br/>
-      </w:r>
-      <w:r>
-        <w:rPr>
-          <w:rStyle w:val="VerbatimChar"/>
-        </w:rPr>
-        <w:t xml:space="preserve">├─────────────────────────────────────────────────────────────┤</w:t>
-      </w:r>
-      <w:r>
-        <w:br/>
-      </w:r>
-      <w:r>
-        <w:rPr>
-          <w:rStyle w:val="VerbatimChar"/>
-        </w:rPr>
-        <w:t xml:space="preserve">│                    [Footer]                                  │</w:t>
-      </w:r>
-      <w:r>
-        <w:br/>
-      </w:r>
-      <w:r>
-        <w:rPr>
-          <w:rStyle w:val="VerbatimChar"/>
-        </w:rPr>
-        <w:t xml:space="preserve">└─────────────────────────────────────────────────────────────┘</w:t>
+        <w:pStyle w:val="FirstParagraph"/>
+      </w:pPr>
+      <w:r>
+        <w:t xml:space="preserve">[Logo]</w:t>
+      </w:r>
+      <w:r>
+        <w:t xml:space="preserve">Browse</w:t>
+      </w:r>
+      <w:r>
+        <w:t xml:space="preserve">[Search</w:t>
+      </w:r>
+      <w:r>
+        <w:t xml:space="preserve">Box]</w:t>
+      </w:r>
+      <w:r>
+        <w:t xml:space="preserve">Add</w:t>
+      </w:r>
+      <w:r>
+        <w:t xml:space="preserve">Manage</w:t>
+      </w:r>
+      <w:r>
+        <w:t xml:space="preserve">[User</w:t>
+      </w:r>
+      <w:r>
+        <w:t xml:space="preserve">]</w:t>
+      </w:r>
+      <w:r>
+        <w:t xml:space="preserve">PAGE</w:t>
+      </w:r>
+      <w:r>
+        <w:t xml:space="preserve">CONTENT</w:t>
+      </w:r>
+      <w:r>
+        <w:t xml:space="preserve">[Footer]</w:t>
       </w:r>
     </w:p>
     <w:tbl>
@@ -714,171 +643,177 @@
     </w:p>
     <w:p>
       <w:pPr>
-        <w:pStyle w:val="SourceCode"/>
-      </w:pPr>
-      <w:r>
-        <w:rPr>
-          <w:rStyle w:val="VerbatimChar"/>
-        </w:rPr>
-        <w:t xml:space="preserve">┌────────────────────┬──────────────────────────────────────┐</w:t>
-      </w:r>
-      <w:r>
-        <w:br/>
-      </w:r>
-      <w:r>
-        <w:rPr>
-          <w:rStyle w:val="VerbatimChar"/>
-        </w:rPr>
-        <w:t xml:space="preserve">│   FILTER SIDEBAR   │         RESULTS                      │</w:t>
-      </w:r>
-      <w:r>
-        <w:br/>
-      </w:r>
-      <w:r>
-        <w:rPr>
-          <w:rStyle w:val="VerbatimChar"/>
-        </w:rPr>
-        <w:t xml:space="preserve">│                    │                                      │</w:t>
-      </w:r>
-      <w:r>
-        <w:br/>
-      </w:r>
-      <w:r>
-        <w:rPr>
-          <w:rStyle w:val="VerbatimChar"/>
-        </w:rPr>
-        <w:t xml:space="preserve">│  GLAM Type         │  View: [Card] [Grid] [Table] [Full]  │</w:t>
-      </w:r>
-      <w:r>
-        <w:br/>
-      </w:r>
-      <w:r>
-        <w:rPr>
-          <w:rStyle w:val="VerbatimChar"/>
-        </w:rPr>
-        <w:t xml:space="preserve">│  ├─ All            │  Sort: Date | Title | Identifier      │</w:t>
-      </w:r>
-      <w:r>
-        <w:br/>
-      </w:r>
-      <w:r>
-        <w:rPr>
-          <w:rStyle w:val="VerbatimChar"/>
-        </w:rPr>
-        <w:t xml:space="preserve">│  ├─ Archive (150)  │  Per page: 10 | 30 | 50 | 100        │</w:t>
-      </w:r>
-      <w:r>
-        <w:br/>
-      </w:r>
-      <w:r>
-        <w:rPr>
-          <w:rStyle w:val="VerbatimChar"/>
-        </w:rPr>
-        <w:t xml:space="preserve">│  ├─ Museum (45)    │                                      │</w:t>
-      </w:r>
-      <w:r>
-        <w:br/>
-      </w:r>
-      <w:r>
-        <w:rPr>
-          <w:rStyle w:val="VerbatimChar"/>
-        </w:rPr>
-        <w:t xml:space="preserve">│  ├─ Library (30)   │  ┌────────────────────────────┐      │</w:t>
-      </w:r>
-      <w:r>
-        <w:br/>
-      </w:r>
-      <w:r>
-        <w:rPr>
-          <w:rStyle w:val="VerbatimChar"/>
-        </w:rPr>
-        <w:t xml:space="preserve">│  └─ Gallery (12)   │  │ [Thumbnail]                │      │</w:t>
-      </w:r>
-      <w:r>
-        <w:br/>
-      </w:r>
-      <w:r>
-        <w:rPr>
-          <w:rStyle w:val="VerbatimChar"/>
-        </w:rPr>
-        <w:t xml:space="preserve">│                    │  │ Title                      │      │</w:t>
-      </w:r>
-      <w:r>
-        <w:br/>
-      </w:r>
-      <w:r>
-        <w:rPr>
-          <w:rStyle w:val="VerbatimChar"/>
-        </w:rPr>
-        <w:t xml:space="preserve">│  Creator           │  │ Identifier · Level         │      │</w:t>
-      </w:r>
-      <w:r>
-        <w:br/>
-      </w:r>
-      <w:r>
-        <w:rPr>
-          <w:rStyle w:val="VerbatimChar"/>
-        </w:rPr>
-        <w:t xml:space="preserve">│  Subject           │  │ Description excerpt...     │      │</w:t>
-      </w:r>
-      <w:r>
-        <w:br/>
-      </w:r>
-      <w:r>
-        <w:rPr>
-          <w:rStyle w:val="VerbatimChar"/>
-        </w:rPr>
-        <w:t xml:space="preserve">│  Place             │  │ [Archive] [View] [Clip]    │      │</w:t>
-      </w:r>
-      <w:r>
-        <w:br/>
-      </w:r>
-      <w:r>
-        <w:rPr>
-          <w:rStyle w:val="VerbatimChar"/>
-        </w:rPr>
-        <w:t xml:space="preserve">│  Genre             │  └────────────────────────────┘      │</w:t>
-      </w:r>
-      <w:r>
-        <w:br/>
-      </w:r>
-      <w:r>
-        <w:rPr>
-          <w:rStyle w:val="VerbatimChar"/>
-        </w:rPr>
-        <w:t xml:space="preserve">│  Level             │                                      │</w:t>
-      </w:r>
-      <w:r>
-        <w:br/>
-      </w:r>
-      <w:r>
-        <w:rPr>
-          <w:rStyle w:val="VerbatimChar"/>
-        </w:rPr>
-        <w:t xml:space="preserve">│  Media Type        │  Page 1 of 5  [&lt; Prev] [Next &gt;]      │</w:t>
-      </w:r>
-      <w:r>
-        <w:br/>
-      </w:r>
-      <w:r>
-        <w:rPr>
-          <w:rStyle w:val="VerbatimChar"/>
-        </w:rPr>
-        <w:t xml:space="preserve">│  Repository        │                                      │</w:t>
-      </w:r>
-      <w:r>
-        <w:br/>
-      </w:r>
-      <w:r>
-        <w:rPr>
-          <w:rStyle w:val="VerbatimChar"/>
-        </w:rPr>
-        <w:t xml:space="preserve">└────────────────────┴──────────────────────────────────────┘</w:t>
-      </w:r>
-    </w:p>
-    <w:p>
-      <w:pPr>
-        <w:pStyle w:val="FirstParagraph"/>
+        <w:pStyle w:val="BodyText"/>
+      </w:pPr>
+      <w:r>
+        <w:t xml:space="preserve">FILTER</w:t>
+      </w:r>
+      <w:r>
+        <w:t xml:space="preserve">SIDEBAR</w:t>
+      </w:r>
+      <w:r>
+        <w:t xml:space="preserve">RESULTS</w:t>
+      </w:r>
+      <w:r>
+        <w:t xml:space="preserve">GLAM</w:t>
+      </w:r>
+      <w:r>
+        <w:t xml:space="preserve">Type</w:t>
+      </w:r>
+      <w:r>
+        <w:t xml:space="preserve">View:</w:t>
+      </w:r>
+      <w:r>
+        <w:t xml:space="preserve">[Card]</w:t>
+      </w:r>
+      <w:r>
+        <w:t xml:space="preserve">[Grid]</w:t>
+      </w:r>
+      <w:r>
+        <w:t xml:space="preserve">[Table]</w:t>
+      </w:r>
+      <w:r>
+        <w:t xml:space="preserve">[Full]</w:t>
+      </w:r>
+      <w:r>
+        <w:t xml:space="preserve">All</w:t>
+      </w:r>
+      <w:r>
+        <w:t xml:space="preserve">Sort:</w:t>
+      </w:r>
+      <w:r>
+        <w:t xml:space="preserve">Date</w:t>
+      </w:r>
+      <w:r>
+        <w:t xml:space="preserve">Title</w:t>
+      </w:r>
+      <w:r>
+        <w:t xml:space="preserve">Identifier</w:t>
+      </w:r>
+      <w:r>
+        <w:t xml:space="preserve">Archive</w:t>
+      </w:r>
+      <w:r>
+        <w:t xml:space="preserve">(150)</w:t>
+      </w:r>
+      <w:r>
+        <w:t xml:space="preserve">Per</w:t>
+      </w:r>
+      <w:r>
+        <w:t xml:space="preserve">page:</w:t>
+      </w:r>
+      <w:r>
+        <w:t xml:space="preserve">10</w:t>
+      </w:r>
+      <w:r>
+        <w:t xml:space="preserve">30</w:t>
+      </w:r>
+      <w:r>
+        <w:t xml:space="preserve">50</w:t>
+      </w:r>
+      <w:r>
+        <w:t xml:space="preserve">100</w:t>
+      </w:r>
+      <w:r>
+        <w:t xml:space="preserve">Museum</w:t>
+      </w:r>
+      <w:r>
+        <w:t xml:space="preserve">(45)</w:t>
+      </w:r>
+      <w:r>
+        <w:t xml:space="preserve">Library</w:t>
+      </w:r>
+      <w:r>
+        <w:t xml:space="preserve">(30)</w:t>
+      </w:r>
+      <w:r>
+        <w:t xml:space="preserve">Gallery</w:t>
+      </w:r>
+      <w:r>
+        <w:t xml:space="preserve">(12)</w:t>
+      </w:r>
+      <w:r>
+        <w:t xml:space="preserve">[Thumbnail]</w:t>
+      </w:r>
+      <w:r>
+        <w:t xml:space="preserve">Title</w:t>
+      </w:r>
+      <w:r>
+        <w:t xml:space="preserve">Creator</w:t>
+      </w:r>
+      <w:r>
+        <w:t xml:space="preserve">Identifier</w:t>
+      </w:r>
+      <w:r>
+        <w:t xml:space="preserve">·</w:t>
+      </w:r>
+      <w:r>
+        <w:t xml:space="preserve">Level</w:t>
+      </w:r>
+      <w:r>
+        <w:t xml:space="preserve">Subject</w:t>
+      </w:r>
+      <w:r>
+        <w:t xml:space="preserve">Description</w:t>
+      </w:r>
+      <w:r>
+        <w:t xml:space="preserve">excerpt…</w:t>
+      </w:r>
+      <w:r>
+        <w:t xml:space="preserve">Place</w:t>
+      </w:r>
+      <w:r>
+        <w:t xml:space="preserve">[Archive]</w:t>
+      </w:r>
+      <w:r>
+        <w:t xml:space="preserve">[View]</w:t>
+      </w:r>
+      <w:r>
+        <w:t xml:space="preserve">[Clip]</w:t>
+      </w:r>
+      <w:r>
+        <w:t xml:space="preserve">Genre</w:t>
+      </w:r>
+      <w:r>
+        <w:t xml:space="preserve">Level</w:t>
+      </w:r>
+      <w:r>
+        <w:t xml:space="preserve">Media</w:t>
+      </w:r>
+      <w:r>
+        <w:t xml:space="preserve">Type</w:t>
+      </w:r>
+      <w:r>
+        <w:t xml:space="preserve">Page</w:t>
+      </w:r>
+      <w:r>
+        <w:t xml:space="preserve">1</w:t>
+      </w:r>
+      <w:r>
+        <w:t xml:space="preserve">of</w:t>
+      </w:r>
+      <w:r>
+        <w:t xml:space="preserve">5</w:t>
+      </w:r>
+      <w:r>
+        <w:t xml:space="preserve">[&lt;</w:t>
+      </w:r>
+      <w:r>
+        <w:t xml:space="preserve">Prev]</w:t>
+      </w:r>
+      <w:r>
+        <w:t xml:space="preserve">[Next</w:t>
+      </w:r>
+      <w:r>
+        <w:t xml:space="preserve">]</w:t>
+      </w:r>
+      <w:r>
+        <w:t xml:space="preserve">Repository</w:t>
+      </w:r>
+    </w:p>
+    <w:p>
+      <w:pPr>
+        <w:pStyle w:val="BodyText"/>
       </w:pPr>
       <w:r>
         <w:rPr>
@@ -2737,162 +2672,156 @@
     </w:p>
     <w:p>
       <w:pPr>
-        <w:pStyle w:val="SourceCode"/>
-      </w:pPr>
-      <w:r>
-        <w:rPr>
-          <w:rStyle w:val="VerbatimChar"/>
-        </w:rPr>
-        <w:t xml:space="preserve">┌─ Identity Area ──────────────────────────┐</w:t>
-      </w:r>
-      <w:r>
-        <w:br/>
-      </w:r>
-      <w:r>
-        <w:rPr>
-          <w:rStyle w:val="VerbatimChar"/>
-        </w:rPr>
-        <w:t xml:space="preserve">│  Reference code    Title    Date(s)       │</w:t>
-      </w:r>
-      <w:r>
-        <w:br/>
-      </w:r>
-      <w:r>
-        <w:rPr>
-          <w:rStyle w:val="VerbatimChar"/>
-        </w:rPr>
-        <w:t xml:space="preserve">│  Level of description    Extent           │</w:t>
-      </w:r>
-      <w:r>
-        <w:br/>
-      </w:r>
-      <w:r>
-        <w:rPr>
-          <w:rStyle w:val="VerbatimChar"/>
-        </w:rPr>
-        <w:t xml:space="preserve">├─ Context Area ───────────────────────────┤</w:t>
-      </w:r>
-      <w:r>
-        <w:br/>
-      </w:r>
-      <w:r>
-        <w:rPr>
-          <w:rStyle w:val="VerbatimChar"/>
-        </w:rPr>
-        <w:t xml:space="preserve">│  Creator    Repository    Archival history │</w:t>
-      </w:r>
-      <w:r>
-        <w:br/>
-      </w:r>
-      <w:r>
-        <w:rPr>
-          <w:rStyle w:val="VerbatimChar"/>
-        </w:rPr>
-        <w:t xml:space="preserve">│  Immediate source of acquisition          │</w:t>
-      </w:r>
-      <w:r>
-        <w:br/>
-      </w:r>
-      <w:r>
-        <w:rPr>
-          <w:rStyle w:val="VerbatimChar"/>
-        </w:rPr>
-        <w:t xml:space="preserve">├─ Content Area ───────────────────────────┤</w:t>
-      </w:r>
-      <w:r>
-        <w:br/>
-      </w:r>
-      <w:r>
-        <w:rPr>
-          <w:rStyle w:val="VerbatimChar"/>
-        </w:rPr>
-        <w:t xml:space="preserve">│  Scope and content    Appraisal           │</w:t>
-      </w:r>
-      <w:r>
-        <w:br/>
-      </w:r>
-      <w:r>
-        <w:rPr>
-          <w:rStyle w:val="VerbatimChar"/>
-        </w:rPr>
-        <w:t xml:space="preserve">│  Accruals    System of arrangement        │</w:t>
-      </w:r>
-      <w:r>
-        <w:br/>
-      </w:r>
-      <w:r>
-        <w:rPr>
-          <w:rStyle w:val="VerbatimChar"/>
-        </w:rPr>
-        <w:t xml:space="preserve">├─ Access Area ────────────────────────────┤</w:t>
-      </w:r>
-      <w:r>
-        <w:br/>
-      </w:r>
-      <w:r>
-        <w:rPr>
-          <w:rStyle w:val="VerbatimChar"/>
-        </w:rPr>
-        <w:t xml:space="preserve">│  Conditions of access/reproduction        │</w:t>
-      </w:r>
-      <w:r>
-        <w:br/>
-      </w:r>
-      <w:r>
-        <w:rPr>
-          <w:rStyle w:val="VerbatimChar"/>
-        </w:rPr>
-        <w:t xml:space="preserve">│  Language    Finding aids                 │</w:t>
-      </w:r>
-      <w:r>
-        <w:br/>
-      </w:r>
-      <w:r>
-        <w:rPr>
-          <w:rStyle w:val="VerbatimChar"/>
-        </w:rPr>
-        <w:t xml:space="preserve">├─ Allied Materials ───────────────────────┤</w:t>
-      </w:r>
-      <w:r>
-        <w:br/>
-      </w:r>
-      <w:r>
-        <w:rPr>
-          <w:rStyle w:val="VerbatimChar"/>
-        </w:rPr>
-        <w:t xml:space="preserve">│  Related units    Publication note        │</w:t>
-      </w:r>
-      <w:r>
-        <w:br/>
-      </w:r>
-      <w:r>
-        <w:rPr>
-          <w:rStyle w:val="VerbatimChar"/>
-        </w:rPr>
-        <w:t xml:space="preserve">├─ Notes ──────────────────────────────────┤</w:t>
-      </w:r>
-      <w:r>
-        <w:br/>
-      </w:r>
-      <w:r>
-        <w:rPr>
-          <w:rStyle w:val="VerbatimChar"/>
-        </w:rPr>
-        <w:t xml:space="preserve">│  Archivist's note    Rules/conventions    │</w:t>
-      </w:r>
-      <w:r>
-        <w:br/>
-      </w:r>
-      <w:r>
-        <w:rPr>
-          <w:rStyle w:val="VerbatimChar"/>
-        </w:rPr>
-        <w:t xml:space="preserve">└──────────────────────────────────────────┘</w:t>
-      </w:r>
-    </w:p>
-    <w:p>
-      <w:pPr>
-        <w:pStyle w:val="FirstParagraph"/>
+        <w:pStyle w:val="BodyText"/>
+      </w:pPr>
+      <w:r>
+        <w:t xml:space="preserve">Identity</w:t>
+      </w:r>
+      <w:r>
+        <w:t xml:space="preserve">Area</w:t>
+      </w:r>
+      <w:r>
+        <w:t xml:space="preserve">Reference</w:t>
+      </w:r>
+      <w:r>
+        <w:t xml:space="preserve">code</w:t>
+      </w:r>
+      <w:r>
+        <w:t xml:space="preserve">Title</w:t>
+      </w:r>
+      <w:r>
+        <w:t xml:space="preserve">Date(s)</w:t>
+      </w:r>
+      <w:r>
+        <w:t xml:space="preserve">Level</w:t>
+      </w:r>
+      <w:r>
+        <w:t xml:space="preserve">of</w:t>
+      </w:r>
+      <w:r>
+        <w:t xml:space="preserve">description</w:t>
+      </w:r>
+      <w:r>
+        <w:t xml:space="preserve">Extent</w:t>
+      </w:r>
+      <w:r>
+        <w:t xml:space="preserve">Context</w:t>
+      </w:r>
+      <w:r>
+        <w:t xml:space="preserve">Area</w:t>
+      </w:r>
+      <w:r>
+        <w:t xml:space="preserve">Creator</w:t>
+      </w:r>
+      <w:r>
+        <w:t xml:space="preserve">Repository</w:t>
+      </w:r>
+      <w:r>
+        <w:t xml:space="preserve">Archival</w:t>
+      </w:r>
+      <w:r>
+        <w:t xml:space="preserve">history</w:t>
+      </w:r>
+      <w:r>
+        <w:t xml:space="preserve">Immediate</w:t>
+      </w:r>
+      <w:r>
+        <w:t xml:space="preserve">source</w:t>
+      </w:r>
+      <w:r>
+        <w:t xml:space="preserve">of</w:t>
+      </w:r>
+      <w:r>
+        <w:t xml:space="preserve">acquisition</w:t>
+      </w:r>
+      <w:r>
+        <w:t xml:space="preserve">Content</w:t>
+      </w:r>
+      <w:r>
+        <w:t xml:space="preserve">Area</w:t>
+      </w:r>
+      <w:r>
+        <w:t xml:space="preserve">Scope</w:t>
+      </w:r>
+      <w:r>
+        <w:t xml:space="preserve">and</w:t>
+      </w:r>
+      <w:r>
+        <w:t xml:space="preserve">content</w:t>
+      </w:r>
+      <w:r>
+        <w:t xml:space="preserve">Appraisal</w:t>
+      </w:r>
+      <w:r>
+        <w:t xml:space="preserve">Accruals</w:t>
+      </w:r>
+      <w:r>
+        <w:t xml:space="preserve">System</w:t>
+      </w:r>
+      <w:r>
+        <w:t xml:space="preserve">of</w:t>
+      </w:r>
+      <w:r>
+        <w:t xml:space="preserve">arrangement</w:t>
+      </w:r>
+      <w:r>
+        <w:t xml:space="preserve">Access</w:t>
+      </w:r>
+      <w:r>
+        <w:t xml:space="preserve">Area</w:t>
+      </w:r>
+      <w:r>
+        <w:t xml:space="preserve">Conditions</w:t>
+      </w:r>
+      <w:r>
+        <w:t xml:space="preserve">of</w:t>
+      </w:r>
+      <w:r>
+        <w:t xml:space="preserve">access/reproduction</w:t>
+      </w:r>
+      <w:r>
+        <w:t xml:space="preserve">Language</w:t>
+      </w:r>
+      <w:r>
+        <w:t xml:space="preserve">Finding</w:t>
+      </w:r>
+      <w:r>
+        <w:t xml:space="preserve">aids</w:t>
+      </w:r>
+      <w:r>
+        <w:t xml:space="preserve">Allied</w:t>
+      </w:r>
+      <w:r>
+        <w:t xml:space="preserve">Materials</w:t>
+      </w:r>
+      <w:r>
+        <w:t xml:space="preserve">Related</w:t>
+      </w:r>
+      <w:r>
+        <w:t xml:space="preserve">units</w:t>
+      </w:r>
+      <w:r>
+        <w:t xml:space="preserve">Publication</w:t>
+      </w:r>
+      <w:r>
+        <w:t xml:space="preserve">note</w:t>
+      </w:r>
+      <w:r>
+        <w:t xml:space="preserve">Notes</w:t>
+      </w:r>
+      <w:r>
+        <w:t xml:space="preserve">Archivist's</w:t>
+      </w:r>
+      <w:r>
+        <w:t xml:space="preserve">note</w:t>
+      </w:r>
+      <w:r>
+        <w:t xml:space="preserve">Rules/conventions</w:t>
+      </w:r>
+    </w:p>
+    <w:p>
+      <w:pPr>
+        <w:pStyle w:val="BodyText"/>
       </w:pPr>
       <w:r>
         <w:t xml:space="preserve">Other supported standards:</w:t>
@@ -3200,13 +3129,13 @@
           <w:bCs/>
           <w:b/>
         </w:rPr>
-        <w:t xml:space="preserve">Spectrum 5.1</w:t>
-      </w:r>
-      <w:r>
-        <w:t xml:space="preserve"> </w:t>
-      </w:r>
-      <w:r>
-        <w:t xml:space="preserve">— UK Collections Trust procedures for acquisition, loans, movement, condition</w:t>
+        <w:t xml:space="preserve">Collections Procedures</w:t>
+      </w:r>
+      <w:r>
+        <w:t xml:space="preserve"> </w:t>
+      </w:r>
+      <w:r>
+        <w:t xml:space="preserve">— Collections Procedures for acquisition, loans, movement, condition</w:t>
       </w:r>
     </w:p>
     <w:p>
@@ -3676,121 +3605,103 @@
     </w:p>
     <w:p>
       <w:pPr>
-        <w:pStyle w:val="SourceCode"/>
-      </w:pPr>
-      <w:r>
-        <w:rPr>
-          <w:rStyle w:val="VerbatimChar"/>
-        </w:rPr>
-        <w:t xml:space="preserve">┌─ Accession Record ──────────────────────┐</w:t>
-      </w:r>
-      <w:r>
-        <w:br/>
-      </w:r>
-      <w:r>
-        <w:rPr>
-          <w:rStyle w:val="VerbatimChar"/>
-        </w:rPr>
-        <w:t xml:space="preserve">│  Accession number: ACC-2026-0001        │</w:t>
-      </w:r>
-      <w:r>
-        <w:br/>
-      </w:r>
-      <w:r>
-        <w:rPr>
-          <w:rStyle w:val="VerbatimChar"/>
-        </w:rPr>
-        <w:t xml:space="preserve">│  Title: Pieterse Family Papers          │</w:t>
-      </w:r>
-      <w:r>
-        <w:br/>
-      </w:r>
-      <w:r>
-        <w:rPr>
-          <w:rStyle w:val="VerbatimChar"/>
-        </w:rPr>
-        <w:t xml:space="preserve">│  Date: 2026-03-15                       │</w:t>
-      </w:r>
-      <w:r>
-        <w:br/>
-      </w:r>
-      <w:r>
-        <w:rPr>
-          <w:rStyle w:val="VerbatimChar"/>
-        </w:rPr>
-        <w:t xml:space="preserve">│  Donor: Johan Pieterse                  │</w:t>
-      </w:r>
-      <w:r>
-        <w:br/>
-      </w:r>
-      <w:r>
-        <w:rPr>
-          <w:rStyle w:val="VerbatimChar"/>
-        </w:rPr>
-        <w:t xml:space="preserve">│  Priority: Normal                       │</w:t>
-      </w:r>
-      <w:r>
-        <w:br/>
-      </w:r>
-      <w:r>
-        <w:rPr>
-          <w:rStyle w:val="VerbatimChar"/>
-        </w:rPr>
-        <w:t xml:space="preserve">│  Status: In progress                    │</w:t>
-      </w:r>
-      <w:r>
-        <w:br/>
-      </w:r>
-      <w:r>
-        <w:rPr>
-          <w:rStyle w:val="VerbatimChar"/>
-        </w:rPr>
-        <w:t xml:space="preserve">│                                         │</w:t>
-      </w:r>
-      <w:r>
-        <w:br/>
-      </w:r>
-      <w:r>
-        <w:rPr>
-          <w:rStyle w:val="VerbatimChar"/>
-        </w:rPr>
-        <w:t xml:space="preserve">│  Extent: 3 boxes, 150 items            │</w:t>
-      </w:r>
-      <w:r>
-        <w:br/>
-      </w:r>
-      <w:r>
-        <w:rPr>
-          <w:rStyle w:val="VerbatimChar"/>
-        </w:rPr>
-        <w:t xml:space="preserve">│  Processing notes: ...                  │</w:t>
-      </w:r>
-      <w:r>
-        <w:br/>
-      </w:r>
-      <w:r>
-        <w:rPr>
-          <w:rStyle w:val="VerbatimChar"/>
-        </w:rPr>
-        <w:t xml:space="preserve">│  Appraisal: ...                        │</w:t>
-      </w:r>
-      <w:r>
-        <w:br/>
-      </w:r>
-      <w:r>
-        <w:rPr>
-          <w:rStyle w:val="VerbatimChar"/>
-        </w:rPr>
-        <w:t xml:space="preserve">│  Donor agreement: [Attached]            │</w:t>
-      </w:r>
-      <w:r>
-        <w:br/>
-      </w:r>
-      <w:r>
-        <w:rPr>
-          <w:rStyle w:val="VerbatimChar"/>
-        </w:rPr>
-        <w:t xml:space="preserve">└─────────────────────────────────────────┘</w:t>
+        <w:pStyle w:val="BodyText"/>
+      </w:pPr>
+      <w:r>
+        <w:t xml:space="preserve">Accession</w:t>
+      </w:r>
+      <w:r>
+        <w:t xml:space="preserve">Record</w:t>
+      </w:r>
+      <w:r>
+        <w:t xml:space="preserve">Accession</w:t>
+      </w:r>
+      <w:r>
+        <w:t xml:space="preserve">number:</w:t>
+      </w:r>
+      <w:r>
+        <w:t xml:space="preserve">ACC-2026-0001</w:t>
+      </w:r>
+      <w:r>
+        <w:t xml:space="preserve">Title:</w:t>
+      </w:r>
+      <w:r>
+        <w:t xml:space="preserve">Pieterse</w:t>
+      </w:r>
+      <w:r>
+        <w:t xml:space="preserve">Family</w:t>
+      </w:r>
+      <w:r>
+        <w:t xml:space="preserve">Papers</w:t>
+      </w:r>
+      <w:r>
+        <w:t xml:space="preserve">Date:</w:t>
+      </w:r>
+      <w:r>
+        <w:t xml:space="preserve">2026-03-15</w:t>
+      </w:r>
+      <w:r>
+        <w:t xml:space="preserve">Donor:</w:t>
+      </w:r>
+      <w:r>
+        <w:t xml:space="preserve">Johan</w:t>
+      </w:r>
+      <w:r>
+        <w:t xml:space="preserve">Pieterse</w:t>
+      </w:r>
+      <w:r>
+        <w:t xml:space="preserve">Priority:</w:t>
+      </w:r>
+      <w:r>
+        <w:t xml:space="preserve">Normal</w:t>
+      </w:r>
+      <w:r>
+        <w:t xml:space="preserve">Status:</w:t>
+      </w:r>
+      <w:r>
+        <w:t xml:space="preserve">In</w:t>
+      </w:r>
+      <w:r>
+        <w:t xml:space="preserve">progress</w:t>
+      </w:r>
+      <w:r>
+        <w:t xml:space="preserve">Extent:</w:t>
+      </w:r>
+      <w:r>
+        <w:t xml:space="preserve">3</w:t>
+      </w:r>
+      <w:r>
+        <w:t xml:space="preserve">boxes,</w:t>
+      </w:r>
+      <w:r>
+        <w:t xml:space="preserve">150</w:t>
+      </w:r>
+      <w:r>
+        <w:t xml:space="preserve">items</w:t>
+      </w:r>
+      <w:r>
+        <w:t xml:space="preserve">Processing</w:t>
+      </w:r>
+      <w:r>
+        <w:t xml:space="preserve">notes:</w:t>
+      </w:r>
+      <w:r>
+        <w:t xml:space="preserve">…</w:t>
+      </w:r>
+      <w:r>
+        <w:t xml:space="preserve">Appraisal:</w:t>
+      </w:r>
+      <w:r>
+        <w:t xml:space="preserve">…</w:t>
+      </w:r>
+      <w:r>
+        <w:t xml:space="preserve">Donor</w:t>
+      </w:r>
+      <w:r>
+        <w:t xml:space="preserve">agreement:</w:t>
+      </w:r>
+      <w:r>
+        <w:t xml:space="preserve">[Attached]</w:t>
       </w:r>
     </w:p>
     <w:bookmarkEnd w:id="43"/>
@@ -5300,54 +5211,87 @@
     </w:p>
     <w:p>
       <w:pPr>
-        <w:pStyle w:val="SourceCode"/>
-      </w:pPr>
-      <w:r>
-        <w:rPr>
-          <w:rStyle w:val="VerbatimChar"/>
-        </w:rPr>
-        <w:t xml:space="preserve">  Step 1        Step 2       Step 3        Step 4       Step 5       Step 6</w:t>
-      </w:r>
-      <w:r>
-        <w:br/>
-      </w:r>
-      <w:r>
-        <w:rPr>
-          <w:rStyle w:val="VerbatimChar"/>
-        </w:rPr>
-        <w:t xml:space="preserve">┌─────────┐  ┌─────────┐  ┌─────────┐  ┌─────────┐  ┌─────────┐  ┌─────────┐</w:t>
-      </w:r>
-      <w:r>
-        <w:br/>
-      </w:r>
-      <w:r>
-        <w:rPr>
-          <w:rStyle w:val="VerbatimChar"/>
-        </w:rPr>
-        <w:t xml:space="preserve">│Configure│─&gt;│ Upload  │─&gt;│  Map &amp;  │─&gt;│Validate │─&gt;│ Preview │─&gt;│ Commit  │</w:t>
-      </w:r>
-      <w:r>
-        <w:br/>
-      </w:r>
-      <w:r>
-        <w:rPr>
-          <w:rStyle w:val="VerbatimChar"/>
-        </w:rPr>
-        <w:t xml:space="preserve">│         │  │         │  │ Enrich  │  │         │  │         │  │         │</w:t>
-      </w:r>
-      <w:r>
-        <w:br/>
-      </w:r>
-      <w:r>
-        <w:rPr>
-          <w:rStyle w:val="VerbatimChar"/>
-        </w:rPr>
-        <w:t xml:space="preserve">└─────────┘  └─────────┘  └─────────┘  └─────────┘  └─────────┘  └─────────┘</w:t>
-      </w:r>
-    </w:p>
-    <w:p>
-      <w:pPr>
-        <w:pStyle w:val="FirstParagraph"/>
+        <w:pStyle w:val="BodyText"/>
+      </w:pPr>
+      <w:r>
+        <w:t xml:space="preserve">Step</w:t>
+      </w:r>
+      <w:r>
+        <w:t xml:space="preserve">1</w:t>
+      </w:r>
+      <w:r>
+        <w:t xml:space="preserve">Step</w:t>
+      </w:r>
+      <w:r>
+        <w:t xml:space="preserve">2</w:t>
+      </w:r>
+      <w:r>
+        <w:t xml:space="preserve">Step</w:t>
+      </w:r>
+      <w:r>
+        <w:t xml:space="preserve">3</w:t>
+      </w:r>
+      <w:r>
+        <w:t xml:space="preserve">Step</w:t>
+      </w:r>
+      <w:r>
+        <w:t xml:space="preserve">4</w:t>
+      </w:r>
+      <w:r>
+        <w:t xml:space="preserve">Step</w:t>
+      </w:r>
+      <w:r>
+        <w:t xml:space="preserve">5</w:t>
+      </w:r>
+      <w:r>
+        <w:t xml:space="preserve">Step</w:t>
+      </w:r>
+      <w:r>
+        <w:t xml:space="preserve">6</w:t>
+      </w:r>
+      <w:r>
+        <w:t xml:space="preserve">Configure</w:t>
+      </w:r>
+      <w:r>
+        <w:t xml:space="preserve">&gt;</w:t>
+      </w:r>
+      <w:r>
+        <w:t xml:space="preserve">Upload</w:t>
+      </w:r>
+      <w:r>
+        <w:t xml:space="preserve">&gt;</w:t>
+      </w:r>
+      <w:r>
+        <w:t xml:space="preserve">Map</w:t>
+      </w:r>
+      <w:r>
+        <w:t xml:space="preserve">&amp;</w:t>
+      </w:r>
+      <w:r>
+        <w:t xml:space="preserve">&gt;</w:t>
+      </w:r>
+      <w:r>
+        <w:t xml:space="preserve">Validate</w:t>
+      </w:r>
+      <w:r>
+        <w:t xml:space="preserve">&gt;</w:t>
+      </w:r>
+      <w:r>
+        <w:t xml:space="preserve">Preview</w:t>
+      </w:r>
+      <w:r>
+        <w:t xml:space="preserve">&gt;</w:t>
+      </w:r>
+      <w:r>
+        <w:t xml:space="preserve">Commit</w:t>
+      </w:r>
+      <w:r>
+        <w:t xml:space="preserve">Enrich</w:t>
+      </w:r>
+    </w:p>
+    <w:p>
+      <w:pPr>
+        <w:pStyle w:val="BodyText"/>
       </w:pPr>
       <w:r>
         <w:rPr>
